--- a/Praesentation_Abgabe/Abgabedokumente/Modellannahmen.docx
+++ b/Praesentation_Abgabe/Abgabedokumente/Modellannahmen.docx
@@ -121,7 +121,33 @@
           <w:i/>
           <w:color w:val="034B6F"/>
         </w:rPr>
-        <w:t>Stand: Mai 2026 · Version 2.0 (2-Faktor-Modell nach Professor-Review)</w:t>
+        <w:t>Stand: Juli 2026 · Version 2.1 (2-Faktor-Modell + CET1-Walk-Forward-Backtest)</w:t>
+      </w:r>
+    </w:p>
+    <w:p>
+      <w:pPr>
+        <w:ind w:left="340"/>
+      </w:pPr>
+      <w:r>
+        <w:rPr>
+          <w:i/>
+          <w:color w:val="034B6F"/>
+        </w:rPr>
+        <w:t>Abgabefassung (Word, aus dieser Datei generiert):</w:t>
+      </w:r>
+    </w:p>
+    <w:p>
+      <w:pPr>
+        <w:ind w:left="340"/>
+      </w:pPr>
+      <w:r>
+        <w:rPr>
+          <w:rFonts w:ascii="Consolas" w:hAnsi="Consolas"/>
+          <w:i/>
+          <w:color w:val="034B6F"/>
+          <w:sz w:val="19"/>
+        </w:rPr>
+        <w:t>Praesentation_Abgabe/Abgabedokumente/Modellannahmen.docx</w:t>
       </w:r>
     </w:p>
     <w:p>
@@ -832,7 +858,44 @@
         <w:t>kein Look-ahead</w:t>
       </w:r>
       <w:r>
-        <w:t xml:space="preserve"> aus dem 2024-Snapshot. Dazu führt </w:t>
+        <w:t xml:space="preserve"> aus dem 2024-Snapshot. Dafür existiert eine eigene </w:t>
+      </w:r>
+      <w:r>
+        <w:rPr>
+          <w:b/>
+        </w:rPr>
+        <w:t>Roh-Reihe `data/pillar3_backtest_pdlgd.csv`</w:t>
+      </w:r>
+      <w:r>
+        <w:t xml:space="preserve">: </w:t>
+      </w:r>
+      <w:r>
+        <w:rPr>
+          <w:b/>
+        </w:rPr>
+        <w:t>10 Banken × FY2021–FY2024, 225 Datenpunkte</w:t>
+      </w:r>
+      <w:r>
+        <w:t xml:space="preserve">, je Zeile </w:t>
+      </w:r>
+      <w:r>
+        <w:rPr>
+          <w:rFonts w:ascii="Consolas" w:hAnsi="Consolas"/>
+          <w:sz w:val="19"/>
+        </w:rPr>
+        <w:t>LEI × vasicek_class × vintage_date</w:t>
+      </w:r>
+      <w:r>
+        <w:t xml:space="preserve"> mit </w:t>
+      </w:r>
+      <w:r>
+        <w:rPr>
+          <w:b/>
+        </w:rPr>
+        <w:t>PD, LGD und EAD aus derselben EU-CR6-Vintage</w:t>
+      </w:r>
+      <w:r>
+        <w:t>. Das Live-Modell nutzt weiterhin den kuratierten 31.12.2024-Snapshot (</w:t>
       </w:r>
       <w:r>
         <w:rPr>
@@ -842,26 +905,7 @@
         <w:t>data/pillar3_bank_pd_lgd.csv</w:t>
       </w:r>
       <w:r>
-        <w:t xml:space="preserve"> zusätzlich zu 31.12.2024 ältere Jahresend-Stichtage (31.12.2021 / 2022 / 2023) im </w:t>
-      </w:r>
-      <w:r>
-        <w:rPr>
-          <w:b/>
-        </w:rPr>
-        <w:t>Long-Format</w:t>
-      </w:r>
-      <w:r>
-        <w:t xml:space="preserve"> (eine Zeile je </w:t>
-      </w:r>
-      <w:r>
-        <w:rPr>
-          <w:rFonts w:ascii="Consolas" w:hAnsi="Consolas"/>
-          <w:sz w:val="19"/>
-        </w:rPr>
-        <w:t>LEI × vasicek_class × vintage_date</w:t>
-      </w:r>
-      <w:r>
-        <w:t>).</w:t>
+        <w:t>) — beide Reihen sind bewusst getrennt (kuratierte Werte ≠ rohe Sub-totals bei einigen Banken).</w:t>
       </w:r>
     </w:p>
     <w:p>
@@ -956,38 +1000,66 @@
         <w:rPr>
           <w:b/>
         </w:rPr>
-        <w:t>Frozen-Portfolio = vollständig Pillar-3:</w:t>
-      </w:r>
-      <w:r>
-        <w:t xml:space="preserve"> Für den Backtest stammen </w:t>
+        <w:t>Frozen-Portfolio = vollständig Pillar-3, Transmission = 2-Faktor:</w:t>
+      </w:r>
+      <w:r>
+        <w:t xml:space="preserve"> PD, LGD </w:t>
       </w:r>
       <w:r>
         <w:rPr>
           <w:b/>
         </w:rPr>
-        <w:t>PD, LGD UND EAD je Klasse</w:t>
-      </w:r>
-      <w:r>
-        <w:t xml:space="preserve"> aus derselben EU-CR6-Vintage (</w:t>
+        <w:t>und</w:t>
+      </w:r>
+      <w:r>
+        <w:t xml:space="preserve"> EAD je Klasse stammen aus derselben EU-CR6-Vintage der Roh-Reihe; die Restlaufzeit ist dort nicht offengelegt → Basel-Default 2,5 Jahre (konstant über alle Jahrgänge, daher zeitvergleichs-neutral). Die gesamte </w:t>
+      </w:r>
+      <w:r>
+        <w:rPr>
+          <w:i/>
+        </w:rPr>
+        <w:t>Input-Seite</w:t>
+      </w:r>
+      <w:r>
+        <w:t xml:space="preserve"> des eingefrorenen Portfolios ist Pillar-3; EBA-Transparency liefert nur die </w:t>
+      </w:r>
+      <w:r>
+        <w:rPr>
+          <w:i/>
+        </w:rPr>
+        <w:t>realisierte</w:t>
+      </w:r>
+      <w:r>
+        <w:t xml:space="preserve"> Vergleichsseite (CET1, RWA) und die Markt-Historie den Schock. Der realisierte Jahres-Schock (ΔBrent, Δr_10y) läuft durch </w:t>
+      </w:r>
+      <w:r>
+        <w:rPr>
+          <w:b/>
+        </w:rPr>
+        <w:t>dasselbe 2-Faktor-Modell wie das Live-Cockpit</w:t>
+      </w:r>
+      <w:r>
+        <w:t xml:space="preserve"> (</w:t>
       </w:r>
       <w:r>
         <w:rPr>
           <w:rFonts w:ascii="Consolas" w:hAnsi="Consolas"/>
           <w:sz w:val="19"/>
         </w:rPr>
-        <w:t>data/pillar3_portfolio_ timeseries.csv</w:t>
-      </w:r>
-      <w:r>
-        <w:t xml:space="preserve"> liefert EAD/Restlaufzeit, A-02c die PD/LGD). Damit ist die gesamte </w:t>
+        <w:t>two_factor_stress. capital_bridge_2factor</w:t>
+      </w:r>
+      <w:r>
+        <w:t xml:space="preserve"> via </w:t>
       </w:r>
       <w:r>
         <w:rPr>
-          <w:i/>
+          <w:rFonts w:ascii="Consolas" w:hAnsi="Consolas"/>
+          <w:sz w:val="19"/>
         </w:rPr>
-        <w:t>Input-Seite</w:t>
-      </w:r>
-      <w:r>
-        <w:t xml:space="preserve"> des eingefrorenen Portfolios Pillar-3 (nichts aus Transparency); Transparency liefert nur die realisierte RWA_credit zum Vergleich und den Macro-Schock. Aus diesem Portfolio rechnet das echte 2-Faktor-/IRB-K- Modell (</w:t>
+        <w:t>frozen_2factor_delta</w:t>
+      </w:r>
+      <w:r>
+        <w:t>; sektor-differenzierte β, kein Single-Faktor-Aggregat) und durch die IRB-K-Formel (</w:t>
       </w:r>
       <w:r>
         <w:rPr>
@@ -997,74 +1069,130 @@
         <w:t>vasicek.py</w:t>
       </w:r>
       <w:r>
-        <w:t xml:space="preserve">) die stress-bedingte RWA-Skalierung, die auf die </w:t>
+        <w:t xml:space="preserve">); der relative Effekt wird auf die </w:t>
       </w:r>
       <w:r>
         <w:rPr>
           <w:i/>
         </w:rPr>
-        <w:t>gemeldete</w:t>
-      </w:r>
-      <w:r>
-        <w:t xml:space="preserve"> RWA_credit angewandt wird (</w:t>
+        <w:t>gemeldeten</w:t>
+      </w:r>
+      <w:r>
+        <w:t xml:space="preserve"> Größen skaliert (</w:t>
       </w:r>
       <w:r>
         <w:rPr>
           <w:rFonts w:ascii="Consolas" w:hAnsi="Consolas"/>
           <w:sz w:val="19"/>
         </w:rPr>
-        <w:t>build_pdlgd_walkforward</w:t>
-      </w:r>
-      <w:r>
-        <w:t>).</w:t>
-      </w:r>
-    </w:p>
-    <w:p>
-      <w:r>
-        <w:rPr>
-          <w:b/>
-        </w:rPr>
-        <w:t>Validierungs-Befund (DB, 19 Quartals-Paare):</w:t>
-      </w:r>
-      <w:r>
-        <w:t xml:space="preserve"> Das Modell </w:t>
-      </w:r>
-      <w:r>
-        <w:rPr>
-          <w:b/>
-        </w:rPr>
-        <w:t>überschätzt</w:t>
-      </w:r>
-      <w:r>
-        <w:t xml:space="preserve"> die realisierten Quartals-RWA-Bewegungen deutlich (große positive Bias, </w:t>
+        <w:t>build_pdlgd_panel</w:t>
+      </w:r>
+      <w:r>
+        <w:t xml:space="preserve">, </w:t>
       </w:r>
       <w:r>
         <w:rPr>
           <w:rFonts w:ascii="Consolas" w:hAnsi="Consolas"/>
           <w:sz w:val="19"/>
         </w:rPr>
-        <w:t>skill_vs_rw &lt; 0</w:t>
-      </w:r>
-      <w:r>
-        <w:t xml:space="preserve">, Vorzeichen-Trefferquote ≈ 0,5). Das ist methodisch erwartet und </w:t>
-      </w:r>
+        <w:t>build_cet1_backtest</w:t>
+      </w:r>
+      <w:r>
+        <w:t>).</w:t>
+      </w:r>
+    </w:p>
+    <w:p>
       <w:r>
         <w:rPr>
           <w:b/>
         </w:rPr>
-        <w:t>bestätigt §6 quantitativ</w:t>
-      </w:r>
-      <w:r>
-        <w:t xml:space="preserve">: realisierte Quartals-RWA wird von Nicht-Macro-Faktoren dominiert (IRB-Modell-Updates, Rating-Migrationen, Output-Floor, FX), die ein bewusst sauberes 2-Faktor-Stressmodell nicht abbildet. Der Backtest taugt daher als </w:t>
+        <w:t>Validierungs-Befund (CET1-Kern-Test, 29 Bank-Jahre 2022–2024):</w:t>
+      </w:r>
+      <w:r>
+        <w:t xml:space="preserve"> Die </w:t>
       </w:r>
       <w:r>
         <w:rPr>
           <w:b/>
         </w:rPr>
-        <w:t>Konservativitäts-/Frühwarn-Nachweis (obere Schranke)</w:t>
-      </w:r>
-      <w:r>
-        <w:t>, nicht als Beleg für Quartals-Punktprognosegüte.</w:t>
+        <w:t>Zielgröße des Backtests ist die CET1-Quote</w:t>
+      </w:r>
+      <w:r>
+        <w:t xml:space="preserve"> (Solvenz-Kennzahl), nicht die RWA-Änderung. Methode: realer Jahres-Schock ins Ende-Vorjahr eingefrorene Portfolio → gestresste CET1-Quote über zwei Kanäle (Nenner: RWA_total + ΔRWA_credit; Zähler: CET1 − ΔEL) → Vergleich mit der tatsächlich gemeldeten CET1-Quote. Bewusst </w:t>
+      </w:r>
+      <w:r>
+        <w:rPr>
+          <w:b/>
+        </w:rPr>
+        <w:t>konservative Abwärts-Sicht</w:t>
+      </w:r>
+      <w:r>
+        <w:t xml:space="preserve">: Gewinnthesaurierung und Zinsüberschuss (NII) werden </w:t>
+      </w:r>
+      <w:r>
+        <w:rPr>
+          <w:i/>
+        </w:rPr>
+        <w:t>nicht</w:t>
+      </w:r>
+      <w:r>
+        <w:t xml:space="preserve"> gegengerechnet. </w:t>
+      </w:r>
+      <w:r>
+        <w:rPr>
+          <w:b/>
+        </w:rPr>
+        <w:t>Ergebnis:</w:t>
+      </w:r>
+      <w:r>
+        <w:t xml:space="preserve"> MAE ≈ 1,3 pp (auf ~15 %-Niveau ≈ 9 % relativ), 65 % der Bank-Jahre ≤ 1 pp Abstand, 72 % konservativ (Prognose ≤ Ist), Bias −1,0 pp; im Zinsschock-Jahr 2022 ~2,7 pp zu konservativ, weil Banken am Zinsanstieg verdienten (NII-Gegeneffekt, modellseitig bewusst ausgeklammert).</w:t>
+      </w:r>
+    </w:p>
+    <w:p>
+      <w:r>
+        <w:rPr>
+          <w:b/>
+        </w:rPr>
+        <w:t>Ehrliche Grenze (PIT vs. TTC):</w:t>
+      </w:r>
+      <w:r>
+        <w:t xml:space="preserve"> Die einzelnen Kanäle (gemeldete PD, Kredit-RWA) sind </w:t>
+      </w:r>
+      <w:r>
+        <w:rPr>
+          <w:b/>
+        </w:rPr>
+        <w:t>nicht punktprognostizierbar</w:t>
+      </w:r>
+      <w:r>
+        <w:t xml:space="preserve"> (Richtungs-Trefferquote ≈ Zufall). Ursache ist eine Daten-Eigenschaft, kein Modellfehler: das Modell projiziert eine </w:t>
+      </w:r>
+      <w:r>
+        <w:rPr>
+          <w:b/>
+        </w:rPr>
+        <w:t>Point-in-Time</w:t>
+      </w:r>
+      <w:r>
+        <w:t xml:space="preserve">-Reaktion, die gemeldeten A-IRB-Parameter sind </w:t>
+      </w:r>
+      <w:r>
+        <w:rPr>
+          <w:b/>
+        </w:rPr>
+        <w:t>Through-the-Cycle</w:t>
+      </w:r>
+      <w:r>
+        <w:t xml:space="preserve"> — regulatorisch geglättet und antizyklisch (CRR Art. 180) sowie management-getrieben (CRM, Rekalibrierung, IRB↔SA). Beleg 2022: Zins +2,8 pp → Modell-PD +0,5 pp, gemeldete PD −0,2 pp. Ein sauberer PIT-Test bräuchte realisierte Ausfallraten je Segment (bank-intern, nicht offengelegt; EBA-NPE-Panel erst ab 2024Q3). Das Modell ist damit als </w:t>
+      </w:r>
+      <w:r>
+        <w:rPr>
+          <w:b/>
+        </w:rPr>
+        <w:t>konservatives Solvenz-/Frühwarn-Instrument</w:t>
+      </w:r>
+      <w:r>
+        <w:t xml:space="preserve"> validiert (im CET1-Niveau nah und auf der sicheren Seite), nicht als Punktprognose einzelner Melde-Kanäle.</w:t>
       </w:r>
     </w:p>
     <w:p>
@@ -1199,19 +1327,66 @@
         <w:rPr>
           <w:b/>
         </w:rPr>
-        <w:t>Status:</w:t>
-      </w:r>
-      <w:r>
-        <w:t xml:space="preserve"> Deutsche Bank vollständig (FY2021–2024, kalibrierungs- und dichte-verifiziert) als </w:t>
+        <w:t>Status (abgeschlossen):</w:t>
+      </w:r>
+      <w:r>
+        <w:t xml:space="preserve"> Alle </w:t>
       </w:r>
       <w:r>
         <w:rPr>
           <w:b/>
         </w:rPr>
-        <w:t>Muster</w:t>
-      </w:r>
-      <w:r>
-        <w:t>. Die übrigen neun Banken werden schrittweise in dieselbe CSV nachgezogen (bespoke Report-Layouts: BNP „Table 39 IRBA by PD scale", Crédit Mutuel französisch, Rabobank bild-basierte Tabellen → ggf. OCR). Bis zum Backfill nutzt der Walk-Forward für noch nicht historisierte Banken den 2024-Wert (dokumentierte Limitation).</w:t>
+        <w:t>10 Banken</w:t>
+      </w:r>
+      <w:r>
+        <w:t xml:space="preserve"> sind extrahiert — 225 Datenpunkte, </w:t>
+      </w:r>
+      <w:r>
+        <w:rPr>
+          <w:b/>
+        </w:rPr>
+        <w:t>88 % Abdeckung relativ zum bank-eigenen Meldeumfang</w:t>
+      </w:r>
+      <w:r>
+        <w:t xml:space="preserve"> (strukturell nicht geführte Klassen — z. B. kein IRB-Sovereign/QRRE bei einzelnen Häusern — zählen nicht als Lücke). Die 31 verbleibenden Zellen sind dokumentierte </w:t>
+      </w:r>
+      <w:r>
+        <w:rPr>
+          <w:b/>
+        </w:rPr>
+        <w:t>Quellgrenzen</w:t>
+      </w:r>
+      <w:r>
+        <w:t xml:space="preserve"> (BNP 2021: PD auf ganze % gerundet; SocGen 2022: Bank+Sovereign im PDF-Text verschmolzen; Crédit-Mutuel-/BPCE-Vorjahre: mehrdeutige Anker) und werden </w:t>
+      </w:r>
+      <w:r>
+        <w:rPr>
+          <w:b/>
+        </w:rPr>
+        <w:t>nicht</w:t>
+      </w:r>
+      <w:r>
+        <w:t xml:space="preserve"> mit abgeleiteten Werten gefüllt. Detail-Protokoll: </w:t>
+      </w:r>
+      <w:r>
+        <w:rPr>
+          <w:rFonts w:ascii="Consolas" w:hAnsi="Consolas"/>
+          <w:sz w:val="19"/>
+        </w:rPr>
+        <w:t>tools/pillar3_backfill/STATUS.md</w:t>
+      </w:r>
+      <w:r>
+        <w:t xml:space="preserve"> + </w:t>
+      </w:r>
+      <w:r>
+        <w:rPr>
+          <w:rFonts w:ascii="Consolas" w:hAnsi="Consolas"/>
+          <w:sz w:val="19"/>
+        </w:rPr>
+        <w:t>VERIFICATION_REPORT.json</w:t>
+      </w:r>
+      <w:r>
+        <w:t xml:space="preserve"> (adversariale 9-Agenten-Quellprüfung).</w:t>
       </w:r>
     </w:p>
     <w:p>
@@ -1222,27 +1397,57 @@
         <w:t>Loader:</w:t>
       </w:r>
       <w:r>
-        <w:t xml:space="preserve"> </w:t>
+        <w:t xml:space="preserve"> Backtest-Reihe über </w:t>
       </w:r>
       <w:r>
         <w:rPr>
           <w:rFonts w:ascii="Consolas" w:hAnsi="Consolas"/>
           <w:sz w:val="19"/>
         </w:rPr>
-        <w:t>load_pd_table(vintage="YYYY-MM-DD")</w:t>
-      </w:r>
-      <w:r>
-        <w:t xml:space="preserve"> bzw. </w:t>
+        <w:t>backtesting_walkforward.load_backtest_series()</w:t>
+      </w:r>
+      <w:r>
+        <w:t xml:space="preserve"> (+ </w:t>
       </w:r>
       <w:r>
         <w:rPr>
           <w:rFonts w:ascii="Consolas" w:hAnsi="Consolas"/>
           <w:sz w:val="19"/>
         </w:rPr>
-        <w:t>load_pd_panel()</w:t>
-      </w:r>
-      <w:r>
-        <w:t xml:space="preserve"> (siehe </w:t>
+        <w:t>build_pdlgd_panel</w:t>
+      </w:r>
+      <w:r>
+        <w:t xml:space="preserve">, </w:t>
+      </w:r>
+      <w:r>
+        <w:rPr>
+          <w:rFonts w:ascii="Consolas" w:hAnsi="Consolas"/>
+          <w:sz w:val="19"/>
+        </w:rPr>
+        <w:t>build_cet1_backtest</w:t>
+      </w:r>
+      <w:r>
+        <w:t xml:space="preserve">, </w:t>
+      </w:r>
+      <w:r>
+        <w:rPr>
+          <w:rFonts w:ascii="Consolas" w:hAnsi="Consolas"/>
+          <w:sz w:val="19"/>
+        </w:rPr>
+        <w:t>build_pd_backtest</w:t>
+      </w:r>
+      <w:r>
+        <w:t xml:space="preserve">); Live-Snapshot unverändert über </w:t>
+      </w:r>
+      <w:r>
+        <w:rPr>
+          <w:rFonts w:ascii="Consolas" w:hAnsi="Consolas"/>
+          <w:sz w:val="19"/>
+        </w:rPr>
+        <w:t>load_pd_table(vintage="latest")</w:t>
+      </w:r>
+      <w:r>
+        <w:t xml:space="preserve"> (</w:t>
       </w:r>
       <w:r>
         <w:rPr>
@@ -1252,17 +1457,7 @@
         <w:t>backend/eba_pd_loader.py</w:t>
       </w:r>
       <w:r>
-        <w:t xml:space="preserve">). Das Live-Modell ist unberührt: der Default </w:t>
-      </w:r>
-      <w:r>
-        <w:rPr>
-          <w:rFonts w:ascii="Consolas" w:hAnsi="Consolas"/>
-          <w:sz w:val="19"/>
-        </w:rPr>
-        <w:t>vintage="latest"</w:t>
-      </w:r>
-      <w:r>
-        <w:t xml:space="preserve"> liefert weiterhin genau den 31.12.2024-Snapshot (eine Zeile je LEI×Klasse).</w:t>
+        <w:t>) — eine Zeile je LEI×Klasse zum 31.12.2024.</w:t>
       </w:r>
     </w:p>
     <w:p>
@@ -5155,6 +5350,69 @@
           </w:p>
         </w:tc>
       </w:tr>
+      <w:tr>
+        <w:tc>
+          <w:tcPr>
+            <w:tcW w:type="dxa" w:w="3137"/>
+          </w:tcPr>
+          <w:p>
+            <w:r>
+              <w:rPr>
+                <w:sz w:val="17"/>
+              </w:rPr>
+            </w:r>
+            <w:r>
+              <w:rPr>
+                <w:sz w:val="17"/>
+              </w:rPr>
+              <w:t>Backtest</w:t>
+            </w:r>
+          </w:p>
+        </w:tc>
+        <w:tc>
+          <w:tcPr>
+            <w:tcW w:type="dxa" w:w="3137"/>
+          </w:tcPr>
+          <w:p>
+            <w:r>
+              <w:rPr>
+                <w:sz w:val="17"/>
+              </w:rPr>
+            </w:r>
+            <w:r>
+              <w:rPr>
+                <w:sz w:val="17"/>
+              </w:rPr>
+              <w:t>— (nicht vorhanden)</w:t>
+            </w:r>
+          </w:p>
+        </w:tc>
+        <w:tc>
+          <w:tcPr>
+            <w:tcW w:type="dxa" w:w="3137"/>
+          </w:tcPr>
+          <w:p>
+            <w:r>
+              <w:rPr>
+                <w:sz w:val="17"/>
+              </w:rPr>
+            </w:r>
+            <w:r>
+              <w:rPr>
+                <w:b/>
+                <w:sz w:val="17"/>
+              </w:rPr>
+              <w:t>CET1-Walk-Forward</w:t>
+            </w:r>
+            <w:r>
+              <w:rPr>
+                <w:sz w:val="17"/>
+              </w:rPr>
+              <w:t xml:space="preserve"> auf eigener Pillar-3-Roh-Reihe (10 Banken × 2021–2024, no-look-ahead, PIT-vs-TTC-Grenze dokumentiert)</w:t>
+            </w:r>
+          </w:p>
+        </w:tc>
+      </w:tr>
     </w:tbl>
     <w:p>
       <w:pPr>
@@ -5515,12 +5773,68 @@
         <w:pStyle w:val="ListBullet"/>
       </w:pPr>
       <w:r>
-        <w:t>Konietschke, P., Metzler, J. &amp; Ponte Marques, A. (2026). *A quantile</w:t>
+        <w:t>Hyndman, R. J. &amp; Athanasopoulos, G. (2021). *Forecasting: Principles</w:t>
       </w:r>
     </w:p>
     <w:p>
       <w:r>
+        <w:t>and Practice*, 3. Aufl., Kap. 5.8 (Punktprognose-Evaluation, MAE).</w:t>
+      </w:r>
+    </w:p>
+    <w:p>
+      <w:pPr>
+        <w:pStyle w:val="ListBullet"/>
+      </w:pPr>
+      <w:r>
+        <w:t>Konietschke, P., Metzler, J. &amp; Ponte Marques, A. (2026). *A quantile</w:t>
+      </w:r>
+    </w:p>
+    <w:p>
+      <w:r>
         <w:t>probability model for sectoral corporate defaults in Europe*. ECB Working Paper 3207.</w:t>
+      </w:r>
+    </w:p>
+    <w:p>
+      <w:pPr>
+        <w:pStyle w:val="ListBullet"/>
+      </w:pPr>
+      <w:r>
+        <w:t>Board of Governors / OCC (2011). *SR 11-7: Supervisory Guidance on</w:t>
+      </w:r>
+    </w:p>
+    <w:p>
+      <w:r>
+        <w:t>Model Risk Management* (Outcomes Analysis).</w:t>
+      </w:r>
+    </w:p>
+    <w:p>
+      <w:pPr>
+        <w:pStyle w:val="ListBullet"/>
+      </w:pPr>
+      <w:r>
+        <w:t>Pesaran, M. H. &amp; Timmermann, A. (1992). *A Simple Nonparametric Test</w:t>
+      </w:r>
+    </w:p>
+    <w:p>
+      <w:r>
+        <w:t>of Predictive Performance*. Journal of Business &amp; Economic Statistics.</w:t>
+      </w:r>
+    </w:p>
+    <w:p>
+      <w:pPr>
+        <w:pStyle w:val="ListBullet"/>
+      </w:pPr>
+      <w:r>
+        <w:t xml:space="preserve">Vasicek, O. (2002). </w:t>
+      </w:r>
+      <w:r>
+        <w:rPr>
+          <w:i/>
+        </w:rPr>
+        <w:t>Loan Portfolio Value</w:t>
+      </w:r>
+      <w:r>
+        <w:t>. Risk Magazine, Dezember.</w:t>
       </w:r>
     </w:p>
     <w:p>
